--- a/docs/Feedback_Review_Analyzer_UI_Guide.docx
+++ b/docs/Feedback_Review_Analyzer_UI_Guide.docx
@@ -665,6 +665,27 @@
     </w:p>
     <w:p>
       <w:r>
+        <w:t>Formulas displayed on this page (from theme discovery + radar fields):</w:t>
+      </w:r>
+    </w:p>
+    <w:p>
+      <w:pPr>
+        <w:shd w:fill="F3F4F6" w:val="clear"/>
+      </w:pPr>
+      <w:r>
+        <w:rPr>
+          <w:rFonts w:ascii="Consolas" w:hAnsi="Consolas"/>
+          <w:sz w:val="18"/>
+        </w:rPr>
+        <w:t>negative_pct = 100 * negative_count / size</w:t>
+        <w:br/>
+        <w:t>coherence    = mean(cosine(member_embedding, theme_centroid))</w:t>
+        <w:br/>
+        <w:t>similarity   = cosine(review_embedding, theme_centroid)   # shown on Evidence drawer</w:t>
+      </w:r>
+    </w:p>
+    <w:p>
+      <w:r>
         <w:t>Purpose: explore what customers talk about and drill into example reviews.</w:t>
       </w:r>
     </w:p>
@@ -731,6 +752,31 @@
     </w:p>
     <w:p>
       <w:r>
+        <w:t>Formulas in View why (same as backend §4.3):</w:t>
+      </w:r>
+    </w:p>
+    <w:p>
+      <w:pPr>
+        <w:shd w:fill="F3F4F6" w:val="clear"/>
+      </w:pPr>
+      <w:r>
+        <w:rPr>
+          <w:rFonts w:ascii="Consolas" w:hAnsi="Consolas"/>
+          <w:sz w:val="18"/>
+        </w:rPr>
+        <w:t>windows: current = last 14d; previous = 14d before that</w:t>
+        <w:br/>
+        <w:t>growth_pct     = (current - previous) / previous * 100</w:t>
+        <w:br/>
+        <w:t>negative_ratio = current_negatives / current_mentions</w:t>
+        <w:br/>
+        <w:t>priority       = current_negatives * (1 + clip(growth_pct/100, 0, 3))  # NEW → factor 4</w:t>
+        <w:br/>
+        <w:t>lift           = theme_share(segment=v) / overall_share(segment=v)</w:t>
+      </w:r>
+    </w:p>
+    <w:p>
+      <w:r>
         <w:t>Purpose: show which complaints are growing — not only which are largest — with full transparency.</w:t>
       </w:r>
     </w:p>
@@ -781,6 +827,27 @@
     </w:p>
     <w:p>
       <w:r>
+        <w:t>Drawer scores use the same inference formulas as the backend:</w:t>
+      </w:r>
+    </w:p>
+    <w:p>
+      <w:pPr>
+        <w:shd w:fill="F3F4F6" w:val="clear"/>
+      </w:pPr>
+      <w:r>
+        <w:rPr>
+          <w:rFonts w:ascii="Consolas" w:hAnsi="Consolas"/>
+          <w:sz w:val="18"/>
+        </w:rPr>
+        <w:t>p_c = softmax(logits)_c</w:t>
+        <w:br/>
+        <w:t>label = argmax_c p_c ;  confidence = max_c p_c</w:t>
+        <w:br/>
+        <w:t>theme_similarity = cosine(review_embedding, theme_centroid)</w:t>
+      </w:r>
+    </w:p>
+    <w:p>
+      <w:r>
         <w:t>Purpose: audit trail from any claim on Overview/Themes/Radar back to real review IDs.</w:t>
       </w:r>
     </w:p>
@@ -789,12 +856,12 @@
         <w:pStyle w:val="Heading2"/>
       </w:pPr>
       <w:r>
-        <w:t>4.5 Sentiment Validation (/sentiment)</w:t>
+        <w:t>4.5 Model Validation / Sentiment (/sentiment)</w:t>
       </w:r>
     </w:p>
     <w:p>
       <w:r>
-        <w:t>API: GET /sentiment/validation — metrics for THIS database only.</w:t>
+        <w:t>API: GET /sentiment/validation — product path shows global Amazon clothing TEST metrics (not per-upload accuracy). Upload batches do not invent holdout labels.</w:t>
       </w:r>
     </w:p>
     <w:p>
@@ -802,7 +869,7 @@
         <w:pStyle w:val="ListBullet"/>
       </w:pPr>
       <w:r>
-        <w:t>Explains ground_truth_note (planted labels vs star weak labels).</w:t>
+        <w:t>KPIs: 3-class accuracy, macro recall, per-class recall (neg/neu/pos), confusion matrix.</w:t>
       </w:r>
     </w:p>
     <w:p>
@@ -810,7 +877,7 @@
         <w:pStyle w:val="ListBullet"/>
       </w:pPr>
       <w:r>
-        <w:t>KPIs: 3-class accuracy, macro recall, per-class recall (neg/neu/pos), neutral prediction rate.</w:t>
+        <w:t>Methodology text: Amazon Cons_rating → sentiment weak labels; 80/10/10 holdout; fine-tuned RoBERTa.</w:t>
       </w:r>
     </w:p>
     <w:p>
@@ -818,44 +885,37 @@
         <w:pStyle w:val="ListBullet"/>
       </w:pPr>
       <w:r>
-        <w:t>Overall recall card when batch_evaluation is present: sentiment / themes / radar / PII / mean.</w:t>
+        <w:t>Does NOT claim accuracy on an uploaded CSV.</w:t>
+      </w:r>
+    </w:p>
+    <w:p>
+      <w:r>
+        <w:t>Formulas for the numbers on this page:</w:t>
       </w:r>
     </w:p>
     <w:p>
       <w:pPr>
-        <w:pStyle w:val="ListBullet"/>
+        <w:shd w:fill="F3F4F6" w:val="clear"/>
       </w:pPr>
       <w:r>
-        <w:t>Optional binary scoring table when non-neutral truth exists.</w:t>
-      </w:r>
-    </w:p>
-    <w:p>
-      <w:pPr>
-        <w:pStyle w:val="ListBullet"/>
-      </w:pPr>
-      <w:r>
-        <w:t>3×3 confusion matrix (or 2×3 if only binary truth).</w:t>
-      </w:r>
-    </w:p>
-    <w:p>
-      <w:pPr>
-        <w:pStyle w:val="ListBullet"/>
-      </w:pPr>
-      <w:r>
-        <w:t>Methodology text from the pipeline; model revision + device.</w:t>
-      </w:r>
-    </w:p>
-    <w:p>
-      <w:pPr>
-        <w:pStyle w:val="ListBullet"/>
-      </w:pPr>
-      <w:r>
-        <w:t>Does NOT show Sentiment140 / other-dataset numbers.</w:t>
+        <w:rPr>
+          <w:rFonts w:ascii="Consolas" w:hAnsi="Consolas"/>
+          <w:sz w:val="18"/>
+        </w:rPr>
+        <w:t>precision_c = TP_c / (TP_c + FP_c)</w:t>
+        <w:br/>
+        <w:t>recall_c    = TP_c / (TP_c + FN_c)</w:t>
+        <w:br/>
+        <w:t>F1_c        = 2 * precision_c * recall_c / (precision_c + recall_c)</w:t>
+        <w:br/>
+        <w:t>accuracy    = (# correct) / N</w:t>
+        <w:br/>
+        <w:t>macro_recall = (recall_neg + recall_neu + recall_pos) / 3</w:t>
       </w:r>
     </w:p>
     <w:p>
       <w:r>
-        <w:t>Purpose: prove how well sentiment (and related recalls) did on the open batch — expandable to any labelled CSV.</w:t>
+        <w:t>Purpose: prove how well the production sentiment model scores on the held-out Amazon TEST split.</w:t>
       </w:r>
     </w:p>
     <w:p>
@@ -892,7 +952,7 @@
         <w:pStyle w:val="ListBullet"/>
       </w:pPr>
       <w:r>
-        <w:t>This-batch evaluation blurb: mean available recall and the four components.</w:t>
+        <w:t>Upload-batch note / model accuracy pointer (global Model Validation for Amazon holdout).</w:t>
       </w:r>
     </w:p>
     <w:p>
@@ -908,7 +968,7 @@
         <w:pStyle w:val="ListBullet"/>
       </w:pPr>
       <w:r>
-        <w:t>Drift charts: sentiment/theme PSI, volume, review length; weekly series when present.</w:t>
+        <w:t>Drift section (below) when dates exist; otherwise empty state: dates required.</w:t>
       </w:r>
     </w:p>
     <w:p>
@@ -922,6 +982,309 @@
     <w:p>
       <w:r>
         <w:t>Purpose: data quality + monitoring, still scoped to the open DB.</w:t>
+      </w:r>
+    </w:p>
+    <w:p>
+      <w:pPr>
+        <w:pStyle w:val="Heading2"/>
+      </w:pPr>
+      <w:r>
+        <w:t>4.6.1 Drift formulas shown on Data Health</w:t>
+      </w:r>
+    </w:p>
+    <w:p>
+      <w:r>
+        <w:t>The UI displays the drift report from GET /drift (computed in ml/drift/monitor.py). It compares a reference window vs a current window (usually two consecutive 14-day periods). If dates_available is false, show the unavailable message instead of charts.</w:t>
+      </w:r>
+    </w:p>
+    <w:p>
+      <w:r>
+        <w:t>Overall drift badge = worst of the four statuses below (none &lt; moderate &lt; significant).</w:t>
+      </w:r>
+    </w:p>
+    <w:p>
+      <w:r>
+        <w:t>Sentiment mix and theme mix — Population Stability Index (PSI). Category shares are clipped with ε = 1e-4, renormalized, then:</w:t>
+      </w:r>
+    </w:p>
+    <w:p>
+      <w:pPr>
+        <w:shd w:fill="F3F4F6" w:val="clear"/>
+      </w:pPr>
+      <w:r>
+        <w:rPr>
+          <w:rFonts w:ascii="Consolas" w:hAnsi="Consolas"/>
+          <w:sz w:val="18"/>
+        </w:rPr>
+        <w:t>PSI = sum_i (p_cur_i - p_ref_i) * ln(p_cur_i / p_ref_i)</w:t>
+      </w:r>
+    </w:p>
+    <w:p>
+      <w:r>
+        <w:t>Companion metric: Jensen–Shannon distance (base 2), shown as js_distance in [0, 1].</w:t>
+      </w:r>
+    </w:p>
+    <w:tbl>
+      <w:tblPr>
+        <w:tblStyle w:val="TableGrid"/>
+        <w:tblW w:type="auto" w:w="0"/>
+        <w:tblLook w:firstColumn="1" w:firstRow="1" w:lastColumn="0" w:lastRow="0" w:noHBand="0" w:noVBand="1" w:val="04A0"/>
+      </w:tblPr>
+      <w:tblGrid>
+        <w:gridCol w:w="4752"/>
+        <w:gridCol w:w="4752"/>
+      </w:tblGrid>
+      <w:tr>
+        <w:tc>
+          <w:tcPr>
+            <w:tcW w:type="dxa" w:w="4752"/>
+          </w:tcPr>
+          <w:p>
+            <w:r>
+              <w:rPr>
+                <w:b/>
+              </w:rPr>
+              <w:t>PSI</w:t>
+            </w:r>
+          </w:p>
+        </w:tc>
+        <w:tc>
+          <w:tcPr>
+            <w:tcW w:type="dxa" w:w="4752"/>
+          </w:tcPr>
+          <w:p>
+            <w:r>
+              <w:rPr>
+                <w:b/>
+              </w:rPr>
+              <w:t>Badge / status</w:t>
+            </w:r>
+          </w:p>
+        </w:tc>
+      </w:tr>
+      <w:tr>
+        <w:tc>
+          <w:tcPr>
+            <w:tcW w:type="dxa" w:w="4752"/>
+          </w:tcPr>
+          <w:p>
+            <w:r>
+              <w:t>&lt; 0.10</w:t>
+            </w:r>
+          </w:p>
+        </w:tc>
+        <w:tc>
+          <w:tcPr>
+            <w:tcW w:type="dxa" w:w="4752"/>
+          </w:tcPr>
+          <w:p>
+            <w:r>
+              <w:t>none</w:t>
+            </w:r>
+          </w:p>
+        </w:tc>
+      </w:tr>
+      <w:tr>
+        <w:tc>
+          <w:tcPr>
+            <w:tcW w:type="dxa" w:w="4752"/>
+          </w:tcPr>
+          <w:p>
+            <w:r>
+              <w:t>0.10 – 0.25</w:t>
+            </w:r>
+          </w:p>
+        </w:tc>
+        <w:tc>
+          <w:tcPr>
+            <w:tcW w:type="dxa" w:w="4752"/>
+          </w:tcPr>
+          <w:p>
+            <w:r>
+              <w:t>moderate</w:t>
+            </w:r>
+          </w:p>
+        </w:tc>
+      </w:tr>
+      <w:tr>
+        <w:tc>
+          <w:tcPr>
+            <w:tcW w:type="dxa" w:w="4752"/>
+          </w:tcPr>
+          <w:p>
+            <w:r>
+              <w:t>&gt;= 0.25</w:t>
+            </w:r>
+          </w:p>
+        </w:tc>
+        <w:tc>
+          <w:tcPr>
+            <w:tcW w:type="dxa" w:w="4752"/>
+          </w:tcPr>
+          <w:p>
+            <w:r>
+              <w:t>significant</w:t>
+            </w:r>
+          </w:p>
+        </w:tc>
+      </w:tr>
+    </w:tbl>
+    <w:p>
+      <w:r>
+        <w:t>Volume — relative change in reviews per day:</w:t>
+      </w:r>
+    </w:p>
+    <w:p>
+      <w:pPr>
+        <w:shd w:fill="F3F4F6" w:val="clear"/>
+      </w:pPr>
+      <w:r>
+        <w:rPr>
+          <w:rFonts w:ascii="Consolas" w:hAnsi="Consolas"/>
+          <w:sz w:val="18"/>
+        </w:rPr>
+        <w:t>r = (#reviews) / (#days)</w:t>
+        <w:br/>
+        <w:t>change = (r_cur - r_ref) / r_ref</w:t>
+      </w:r>
+    </w:p>
+    <w:tbl>
+      <w:tblPr>
+        <w:tblStyle w:val="TableGrid"/>
+        <w:tblW w:type="auto" w:w="0"/>
+        <w:tblLook w:firstColumn="1" w:firstRow="1" w:lastColumn="0" w:lastRow="0" w:noHBand="0" w:noVBand="1" w:val="04A0"/>
+      </w:tblPr>
+      <w:tblGrid>
+        <w:gridCol w:w="4752"/>
+        <w:gridCol w:w="4752"/>
+      </w:tblGrid>
+      <w:tr>
+        <w:tc>
+          <w:tcPr>
+            <w:tcW w:type="dxa" w:w="4752"/>
+          </w:tcPr>
+          <w:p>
+            <w:r>
+              <w:rPr>
+                <w:b/>
+              </w:rPr>
+              <w:t>|change|</w:t>
+            </w:r>
+          </w:p>
+        </w:tc>
+        <w:tc>
+          <w:tcPr>
+            <w:tcW w:type="dxa" w:w="4752"/>
+          </w:tcPr>
+          <w:p>
+            <w:r>
+              <w:rPr>
+                <w:b/>
+              </w:rPr>
+              <w:t>Status</w:t>
+            </w:r>
+          </w:p>
+        </w:tc>
+      </w:tr>
+      <w:tr>
+        <w:tc>
+          <w:tcPr>
+            <w:tcW w:type="dxa" w:w="4752"/>
+          </w:tcPr>
+          <w:p>
+            <w:r>
+              <w:t>&lt; 20%</w:t>
+            </w:r>
+          </w:p>
+        </w:tc>
+        <w:tc>
+          <w:tcPr>
+            <w:tcW w:type="dxa" w:w="4752"/>
+          </w:tcPr>
+          <w:p>
+            <w:r>
+              <w:t>none</w:t>
+            </w:r>
+          </w:p>
+        </w:tc>
+      </w:tr>
+      <w:tr>
+        <w:tc>
+          <w:tcPr>
+            <w:tcW w:type="dxa" w:w="4752"/>
+          </w:tcPr>
+          <w:p>
+            <w:r>
+              <w:t>20% – 50%</w:t>
+            </w:r>
+          </w:p>
+        </w:tc>
+        <w:tc>
+          <w:tcPr>
+            <w:tcW w:type="dxa" w:w="4752"/>
+          </w:tcPr>
+          <w:p>
+            <w:r>
+              <w:t>moderate</w:t>
+            </w:r>
+          </w:p>
+        </w:tc>
+      </w:tr>
+      <w:tr>
+        <w:tc>
+          <w:tcPr>
+            <w:tcW w:type="dxa" w:w="4752"/>
+          </w:tcPr>
+          <w:p>
+            <w:r>
+              <w:t>&gt;= 50%</w:t>
+            </w:r>
+          </w:p>
+        </w:tc>
+        <w:tc>
+          <w:tcPr>
+            <w:tcW w:type="dxa" w:w="4752"/>
+          </w:tcPr>
+          <w:p>
+            <w:r>
+              <w:t>significant</w:t>
+            </w:r>
+          </w:p>
+        </w:tc>
+      </w:tr>
+    </w:tbl>
+    <w:p>
+      <w:r>
+        <w:t>Review length — Kolmogorov–Smirnov (KS) on character lengths of redacted text (statistic D and p-value):</w:t>
+      </w:r>
+    </w:p>
+    <w:p>
+      <w:pPr>
+        <w:pStyle w:val="ListBullet"/>
+      </w:pPr>
+      <w:r>
+        <w:t>none if p &gt;= 0.01 or D &lt; 0.10</w:t>
+      </w:r>
+    </w:p>
+    <w:p>
+      <w:pPr>
+        <w:pStyle w:val="ListBullet"/>
+      </w:pPr>
+      <w:r>
+        <w:t>moderate if p &lt; 0.01 and 0.10 &lt;= D &lt; 0.20</w:t>
+      </w:r>
+    </w:p>
+    <w:p>
+      <w:pPr>
+        <w:pStyle w:val="ListBullet"/>
+      </w:pPr>
+      <w:r>
+        <w:t>significant if p &lt; 0.01 and D &gt;= 0.20</w:t>
+      </w:r>
+    </w:p>
+    <w:p>
+      <w:r>
+        <w:t>Weekly drift series (when present) reuses the same metric family week-by-week vs baseline.</w:t>
       </w:r>
     </w:p>
     <w:p>
